--- a/posts/knn/index.docx
+++ b/posts/knn/index.docx
@@ -52,7 +52,7 @@
         </w:p>
       </w:sdtContent>
     </w:sdt>
-    <w:bookmarkStart w:id="20" w:name="introduction-non-parametric-models"/>
+    <w:bookmarkStart w:id="9" w:name="introduction-non-parametric-models"/>
     <w:p>
       <w:pPr>
         <w:pStyle w:val="Heading2"/>
@@ -69,8 +69,8 @@
         <w:t xml:space="preserve">Non-parametric model is a statistical model that does not make any assumptions about the underlying data distributions, meaning it does not require specifying functional form for the relationships between variables, instead learning directly from the data points without pre-defined parameters.</w:t>
       </w:r>
     </w:p>
-    <w:bookmarkEnd w:id="20"/>
-    <w:bookmarkStart w:id="38" w:name="k-nearest-neighbors-knn-algorithm"/>
+    <w:bookmarkEnd w:id="9"/>
+    <w:bookmarkStart w:id="27" w:name="k-nearest-neighbors-knn-algorithm"/>
     <w:p>
       <w:pPr>
         <w:pStyle w:val="Heading2"/>
@@ -122,53 +122,55 @@
         <w:t xml:space="preserve"> </w:t>
       </w:r>
       <m:oMath>
-        <m:d>
-          <m:dPr>
-            <m:begChr m:val="("/>
-            <m:sepChr m:val=""/>
-            <m:endChr m:val=")"/>
-            <m:grow/>
-          </m:dPr>
+        <m:r>
+          <m:rPr>
+            <m:sty m:val="p"/>
+          </m:rPr>
+          <m:t>(</m:t>
+        </m:r>
+        <m:sSub>
           <m:e>
-            <m:sSub>
-              <m:e>
-                <m:acc>
-                  <m:accPr>
-                    <m:chr m:val="‾"/>
-                  </m:accPr>
-                  <m:e>
-                    <m:r>
-                      <m:t>x</m:t>
-                    </m:r>
-                  </m:e>
-                </m:acc>
-              </m:e>
-              <m:sub>
-                <m:r>
-                  <m:t>i</m:t>
-                </m:r>
-              </m:sub>
-            </m:sSub>
-            <m:r>
-              <m:rPr>
-                <m:sty m:val="p"/>
-              </m:rPr>
-              <m:t>,</m:t>
-            </m:r>
-            <m:sSub>
+            <m:acc>
+              <m:accPr>
+                <m:chr m:val="‾"/>
+              </m:accPr>
               <m:e>
                 <m:r>
-                  <m:t>y</m:t>
+                  <m:t>x</m:t>
                 </m:r>
               </m:e>
-              <m:sub>
-                <m:r>
-                  <m:t>i</m:t>
-                </m:r>
-              </m:sub>
-            </m:sSub>
+            </m:acc>
           </m:e>
-        </m:d>
+          <m:sub>
+            <m:r>
+              <m:t>i</m:t>
+            </m:r>
+          </m:sub>
+        </m:sSub>
+        <m:r>
+          <m:rPr>
+            <m:sty m:val="p"/>
+          </m:rPr>
+          <m:t>,</m:t>
+        </m:r>
+        <m:sSub>
+          <m:e>
+            <m:r>
+              <m:t>y</m:t>
+            </m:r>
+          </m:e>
+          <m:sub>
+            <m:r>
+              <m:t>i</m:t>
+            </m:r>
+          </m:sub>
+        </m:sSub>
+        <m:r>
+          <m:rPr>
+            <m:sty m:val="p"/>
+          </m:rPr>
+          <m:t>)</m:t>
+        </m:r>
       </m:oMath>
       <w:r>
         <w:t xml:space="preserve"> </w:t>
@@ -209,8 +211,8 @@
           <m:e>
             <m:r>
               <m:rPr>
+                <m:scr m:val="double-struck"/>
                 <m:sty m:val="p"/>
-                <m:scr m:val="double-struck"/>
               </m:rPr>
               <m:t>R</m:t>
             </m:r>
@@ -252,8 +254,8 @@
         </m:r>
         <m:r>
           <m:rPr>
+            <m:scr m:val="double-struck"/>
             <m:sty m:val="p"/>
-            <m:scr m:val="double-struck"/>
           </m:rPr>
           <m:t>R</m:t>
         </m:r>
@@ -365,7 +367,7 @@
         <w:t xml:space="preserve">neighbors</w:t>
       </w:r>
     </w:p>
-    <w:bookmarkStart w:id="23" w:name="k-nearest-neighbors-classification"/>
+    <w:bookmarkStart w:id="12" w:name="k-nearest-neighbors-classification"/>
     <w:p>
       <w:pPr>
         <w:pStyle w:val="Heading3"/>
@@ -440,76 +442,78 @@
           </m:rPr>
           <m:t>=</m:t>
         </m:r>
-        <m:d>
-          <m:dPr>
-            <m:begChr m:val="["/>
-            <m:sepChr m:val=""/>
-            <m:endChr m:val="]"/>
-            <m:grow/>
-          </m:dPr>
+        <m:r>
+          <m:rPr>
+            <m:sty m:val="p"/>
+          </m:rPr>
+          <m:t>[</m:t>
+        </m:r>
+        <m:sSub>
           <m:e>
-            <m:sSub>
-              <m:e>
-                <m:r>
-                  <m:t>x</m:t>
-                </m:r>
-              </m:e>
-              <m:sub>
-                <m:r>
-                  <m:t>1</m:t>
-                </m:r>
-              </m:sub>
-            </m:sSub>
-            <m:r>
-              <m:rPr>
-                <m:sty m:val="p"/>
-              </m:rPr>
-              <m:t>,</m:t>
-            </m:r>
-            <m:sSub>
-              <m:e>
-                <m:r>
-                  <m:t>x</m:t>
-                </m:r>
-              </m:e>
-              <m:sub>
-                <m:r>
-                  <m:t>2</m:t>
-                </m:r>
-              </m:sub>
-            </m:sSub>
-            <m:r>
-              <m:rPr>
-                <m:sty m:val="p"/>
-              </m:rPr>
-              <m:t>,</m:t>
-            </m:r>
-            <m:r>
-              <m:rPr>
-                <m:sty m:val="p"/>
-              </m:rPr>
-              <m:t>…</m:t>
-            </m:r>
-            <m:r>
-              <m:rPr>
-                <m:sty m:val="p"/>
-              </m:rPr>
-              <m:t>,</m:t>
-            </m:r>
-            <m:sSub>
-              <m:e>
-                <m:r>
-                  <m:t>x</m:t>
-                </m:r>
-              </m:e>
-              <m:sub>
-                <m:r>
-                  <m:t>n</m:t>
-                </m:r>
-              </m:sub>
-            </m:sSub>
+            <m:r>
+              <m:t>x</m:t>
+            </m:r>
           </m:e>
-        </m:d>
+          <m:sub>
+            <m:r>
+              <m:t>1</m:t>
+            </m:r>
+          </m:sub>
+        </m:sSub>
+        <m:r>
+          <m:rPr>
+            <m:sty m:val="p"/>
+          </m:rPr>
+          <m:t>,</m:t>
+        </m:r>
+        <m:sSub>
+          <m:e>
+            <m:r>
+              <m:t>x</m:t>
+            </m:r>
+          </m:e>
+          <m:sub>
+            <m:r>
+              <m:t>2</m:t>
+            </m:r>
+          </m:sub>
+        </m:sSub>
+        <m:r>
+          <m:rPr>
+            <m:sty m:val="p"/>
+          </m:rPr>
+          <m:t>,</m:t>
+        </m:r>
+        <m:r>
+          <m:rPr>
+            <m:sty m:val="p"/>
+          </m:rPr>
+          <m:t>…</m:t>
+        </m:r>
+        <m:r>
+          <m:rPr>
+            <m:sty m:val="p"/>
+          </m:rPr>
+          <m:t>,</m:t>
+        </m:r>
+        <m:sSub>
+          <m:e>
+            <m:r>
+              <m:t>x</m:t>
+            </m:r>
+          </m:e>
+          <m:sub>
+            <m:r>
+              <m:t>n</m:t>
+            </m:r>
+          </m:sub>
+        </m:sSub>
+        <m:r>
+          <m:rPr>
+            <m:sty m:val="p"/>
+          </m:rPr>
+          <m:t>]</m:t>
+        </m:r>
       </m:oMath>
       <w:r>
         <w:t xml:space="preserve"> </w:t>
@@ -560,76 +564,78 @@
           </m:rPr>
           <m:t>=</m:t>
         </m:r>
-        <m:d>
-          <m:dPr>
-            <m:begChr m:val="["/>
-            <m:sepChr m:val=""/>
-            <m:endChr m:val="]"/>
-            <m:grow/>
-          </m:dPr>
+        <m:r>
+          <m:rPr>
+            <m:sty m:val="p"/>
+          </m:rPr>
+          <m:t>[</m:t>
+        </m:r>
+        <m:sSub>
           <m:e>
-            <m:sSub>
-              <m:e>
-                <m:r>
-                  <m:t>y</m:t>
-                </m:r>
-              </m:e>
-              <m:sub>
-                <m:r>
-                  <m:t>1</m:t>
-                </m:r>
-              </m:sub>
-            </m:sSub>
-            <m:r>
-              <m:rPr>
-                <m:sty m:val="p"/>
-              </m:rPr>
-              <m:t>,</m:t>
-            </m:r>
-            <m:sSub>
-              <m:e>
-                <m:r>
-                  <m:t>y</m:t>
-                </m:r>
-              </m:e>
-              <m:sub>
-                <m:r>
-                  <m:t>2</m:t>
-                </m:r>
-              </m:sub>
-            </m:sSub>
-            <m:r>
-              <m:rPr>
-                <m:sty m:val="p"/>
-              </m:rPr>
-              <m:t>,</m:t>
-            </m:r>
-            <m:r>
-              <m:rPr>
-                <m:sty m:val="p"/>
-              </m:rPr>
-              <m:t>…</m:t>
-            </m:r>
-            <m:r>
-              <m:rPr>
-                <m:sty m:val="p"/>
-              </m:rPr>
-              <m:t>,</m:t>
-            </m:r>
-            <m:sSub>
-              <m:e>
-                <m:r>
-                  <m:t>y</m:t>
-                </m:r>
-              </m:e>
-              <m:sub>
-                <m:r>
-                  <m:t>n</m:t>
-                </m:r>
-              </m:sub>
-            </m:sSub>
+            <m:r>
+              <m:t>y</m:t>
+            </m:r>
           </m:e>
-        </m:d>
+          <m:sub>
+            <m:r>
+              <m:t>1</m:t>
+            </m:r>
+          </m:sub>
+        </m:sSub>
+        <m:r>
+          <m:rPr>
+            <m:sty m:val="p"/>
+          </m:rPr>
+          <m:t>,</m:t>
+        </m:r>
+        <m:sSub>
+          <m:e>
+            <m:r>
+              <m:t>y</m:t>
+            </m:r>
+          </m:e>
+          <m:sub>
+            <m:r>
+              <m:t>2</m:t>
+            </m:r>
+          </m:sub>
+        </m:sSub>
+        <m:r>
+          <m:rPr>
+            <m:sty m:val="p"/>
+          </m:rPr>
+          <m:t>,</m:t>
+        </m:r>
+        <m:r>
+          <m:rPr>
+            <m:sty m:val="p"/>
+          </m:rPr>
+          <m:t>…</m:t>
+        </m:r>
+        <m:r>
+          <m:rPr>
+            <m:sty m:val="p"/>
+          </m:rPr>
+          <m:t>,</m:t>
+        </m:r>
+        <m:sSub>
+          <m:e>
+            <m:r>
+              <m:t>y</m:t>
+            </m:r>
+          </m:e>
+          <m:sub>
+            <m:r>
+              <m:t>n</m:t>
+            </m:r>
+          </m:sub>
+        </m:sSub>
+        <m:r>
+          <m:rPr>
+            <m:sty m:val="p"/>
+          </m:rPr>
+          <m:t>]</m:t>
+        </m:r>
       </m:oMath>
       <w:r>
         <w:t xml:space="preserve"> </w:t>
@@ -738,55 +744,57 @@
         <m:r>
           <m:t>d</m:t>
         </m:r>
-        <m:d>
-          <m:dPr>
-            <m:begChr m:val="("/>
-            <m:sepChr m:val=""/>
-            <m:endChr m:val=")"/>
-            <m:grow/>
-          </m:dPr>
+        <m:r>
+          <m:rPr>
+            <m:sty m:val="p"/>
+          </m:rPr>
+          <m:t>(</m:t>
+        </m:r>
+        <m:sSub>
           <m:e>
-            <m:sSub>
-              <m:e>
-                <m:r>
-                  <m:t>x</m:t>
-                </m:r>
-              </m:e>
-              <m:sub>
-                <m:r>
-                  <m:t>i</m:t>
-                </m:r>
-              </m:sub>
-            </m:sSub>
-            <m:r>
-              <m:rPr>
-                <m:sty m:val="p"/>
-              </m:rPr>
-              <m:t>,</m:t>
-            </m:r>
-            <m:sSub>
-              <m:e>
-                <m:r>
-                  <m:t>x</m:t>
-                </m:r>
-              </m:e>
-              <m:sub>
-                <m:r>
-                  <m:t>t</m:t>
-                </m:r>
-                <m:r>
-                  <m:t>e</m:t>
-                </m:r>
-                <m:r>
-                  <m:t>s</m:t>
-                </m:r>
-                <m:r>
-                  <m:t>t</m:t>
-                </m:r>
-              </m:sub>
-            </m:sSub>
+            <m:r>
+              <m:t>x</m:t>
+            </m:r>
           </m:e>
-        </m:d>
+          <m:sub>
+            <m:r>
+              <m:t>i</m:t>
+            </m:r>
+          </m:sub>
+        </m:sSub>
+        <m:r>
+          <m:rPr>
+            <m:sty m:val="p"/>
+          </m:rPr>
+          <m:t>,</m:t>
+        </m:r>
+        <m:sSub>
+          <m:e>
+            <m:r>
+              <m:t>x</m:t>
+            </m:r>
+          </m:e>
+          <m:sub>
+            <m:r>
+              <m:t>t</m:t>
+            </m:r>
+            <m:r>
+              <m:t>e</m:t>
+            </m:r>
+            <m:r>
+              <m:t>s</m:t>
+            </m:r>
+            <m:r>
+              <m:t>t</m:t>
+            </m:r>
+          </m:sub>
+        </m:sSub>
+        <m:r>
+          <m:rPr>
+            <m:sty m:val="p"/>
+          </m:rPr>
+          <m:t>)</m:t>
+        </m:r>
       </m:oMath>
       <w:r>
         <w:t xml:space="preserve"> </w:t>
@@ -820,55 +828,57 @@
           <m:r>
             <m:t>d</m:t>
           </m:r>
-          <m:d>
-            <m:dPr>
-              <m:begChr m:val="("/>
-              <m:sepChr m:val=""/>
-              <m:endChr m:val=")"/>
-              <m:grow/>
-            </m:dPr>
+          <m:r>
+            <m:rPr>
+              <m:sty m:val="p"/>
+            </m:rPr>
+            <m:t>(</m:t>
+          </m:r>
+          <m:sSub>
             <m:e>
-              <m:sSub>
-                <m:e>
-                  <m:r>
-                    <m:t>x</m:t>
-                  </m:r>
-                </m:e>
-                <m:sub>
-                  <m:r>
-                    <m:t>i</m:t>
-                  </m:r>
-                </m:sub>
-              </m:sSub>
               <m:r>
-                <m:rPr>
-                  <m:sty m:val="p"/>
-                </m:rPr>
-                <m:t>,</m:t>
+                <m:t>x</m:t>
               </m:r>
-              <m:sSub>
-                <m:e>
-                  <m:r>
-                    <m:t>x</m:t>
-                  </m:r>
-                </m:e>
-                <m:sub>
-                  <m:r>
-                    <m:t>t</m:t>
-                  </m:r>
-                  <m:r>
-                    <m:t>e</m:t>
-                  </m:r>
-                  <m:r>
-                    <m:t>s</m:t>
-                  </m:r>
-                  <m:r>
-                    <m:t>t</m:t>
-                  </m:r>
-                </m:sub>
-              </m:sSub>
             </m:e>
-          </m:d>
+            <m:sub>
+              <m:r>
+                <m:t>i</m:t>
+              </m:r>
+            </m:sub>
+          </m:sSub>
+          <m:r>
+            <m:rPr>
+              <m:sty m:val="p"/>
+            </m:rPr>
+            <m:t>,</m:t>
+          </m:r>
+          <m:sSub>
+            <m:e>
+              <m:r>
+                <m:t>x</m:t>
+              </m:r>
+            </m:e>
+            <m:sub>
+              <m:r>
+                <m:t>t</m:t>
+              </m:r>
+              <m:r>
+                <m:t>e</m:t>
+              </m:r>
+              <m:r>
+                <m:t>s</m:t>
+              </m:r>
+              <m:r>
+                <m:t>t</m:t>
+              </m:r>
+            </m:sub>
+          </m:sSub>
+          <m:r>
+            <m:rPr>
+              <m:sty m:val="p"/>
+            </m:rPr>
+            <m:t>)</m:t>
+          </m:r>
           <m:r>
             <m:rPr>
               <m:sty m:val="p"/>
@@ -908,84 +918,86 @@
                   </m:r>
                 </m:sup>
                 <m:e>
-                  <m:sSup>
-                    <m:e>
-                      <m:d>
-                        <m:dPr>
-                          <m:begChr m:val="("/>
-                          <m:sepChr m:val=""/>
-                          <m:endChr m:val=")"/>
-                          <m:grow/>
-                        </m:dPr>
-                        <m:e>
-                          <m:sSub>
-                            <m:e>
-                              <m:r>
-                                <m:t>x</m:t>
-                              </m:r>
-                            </m:e>
-                            <m:sub>
-                              <m:r>
-                                <m:t>i</m:t>
-                              </m:r>
-                              <m:r>
-                                <m:rPr>
-                                  <m:sty m:val="p"/>
-                                </m:rPr>
-                                <m:t>,</m:t>
-                              </m:r>
-                              <m:r>
-                                <m:t>j</m:t>
-                              </m:r>
-                            </m:sub>
-                          </m:sSub>
-                          <m:r>
-                            <m:rPr>
-                              <m:sty m:val="p"/>
-                            </m:rPr>
-                            <m:t>−</m:t>
-                          </m:r>
-                          <m:sSub>
-                            <m:e>
-                              <m:r>
-                                <m:t>x</m:t>
-                              </m:r>
-                            </m:e>
-                            <m:sub>
-                              <m:r>
-                                <m:t>t</m:t>
-                              </m:r>
-                              <m:r>
-                                <m:t>e</m:t>
-                              </m:r>
-                              <m:r>
-                                <m:t>s</m:t>
-                              </m:r>
-                              <m:r>
-                                <m:t>t</m:t>
-                              </m:r>
-                              <m:r>
-                                <m:rPr>
-                                  <m:sty m:val="p"/>
-                                </m:rPr>
-                                <m:t>,</m:t>
-                              </m:r>
-                              <m:r>
-                                <m:t>j</m:t>
-                              </m:r>
-                            </m:sub>
-                          </m:sSub>
-                        </m:e>
-                      </m:d>
-                    </m:e>
-                    <m:sup>
-                      <m:r>
-                        <m:t>2</m:t>
-                      </m:r>
-                    </m:sup>
-                  </m:sSup>
+                  <m:r>
+                    <m:rPr>
+                      <m:sty m:val="p"/>
+                    </m:rPr>
+                    <m:t>(</m:t>
+                  </m:r>
                 </m:e>
               </m:nary>
+              <m:sSub>
+                <m:e>
+                  <m:r>
+                    <m:t>x</m:t>
+                  </m:r>
+                </m:e>
+                <m:sub>
+                  <m:r>
+                    <m:t>i</m:t>
+                  </m:r>
+                  <m:r>
+                    <m:rPr>
+                      <m:sty m:val="p"/>
+                    </m:rPr>
+                    <m:t>,</m:t>
+                  </m:r>
+                  <m:r>
+                    <m:t>j</m:t>
+                  </m:r>
+                </m:sub>
+              </m:sSub>
+              <m:r>
+                <m:rPr>
+                  <m:sty m:val="p"/>
+                </m:rPr>
+                <m:t>−</m:t>
+              </m:r>
+              <m:sSub>
+                <m:e>
+                  <m:r>
+                    <m:t>x</m:t>
+                  </m:r>
+                </m:e>
+                <m:sub>
+                  <m:r>
+                    <m:t>t</m:t>
+                  </m:r>
+                  <m:r>
+                    <m:t>e</m:t>
+                  </m:r>
+                  <m:r>
+                    <m:t>s</m:t>
+                  </m:r>
+                  <m:r>
+                    <m:t>t</m:t>
+                  </m:r>
+                  <m:r>
+                    <m:rPr>
+                      <m:sty m:val="p"/>
+                    </m:rPr>
+                    <m:t>,</m:t>
+                  </m:r>
+                  <m:r>
+                    <m:t>j</m:t>
+                  </m:r>
+                </m:sub>
+              </m:sSub>
+              <m:sSup>
+                <m:e>
+                  <m:r>
+                    <m:rPr>
+                      <m:sty m:val="p"/>
+                    </m:rPr>
+                    <m:t>)</m:t>
+                  </m:r>
+                </m:e>
+                <m:sup>
+                  <m:r>
+                    <m:t>2</m:t>
+                  </m:r>
+                </m:sup>
+              </m:sSup>
             </m:e>
           </m:rad>
         </m:oMath>
@@ -1150,7 +1162,7 @@
         <w:t xml:space="preserve">For example, let’s say our data looks like this</w:t>
       </w:r>
     </w:p>
-    <w:bookmarkStart w:id="21" w:name="tb1-panel"/>
+    <w:bookmarkStart w:id="10" w:name="tb1-panel"/>
     <w:tbl>
       <w:tblPr>
         <w:tblStyle w:val="Table"/>
@@ -1814,7 +1826,7 @@
         </w:tc>
       </w:tr>
     </w:tbl>
-    <w:bookmarkEnd w:id="21"/>
+    <w:bookmarkEnd w:id="10"/>
     <w:p>
       <w:pPr>
         <w:pStyle w:val="BodyText"/>
@@ -1861,46 +1873,48 @@
           </m:rPr>
           <m:t>=</m:t>
         </m:r>
-        <m:d>
-          <m:dPr>
-            <m:begChr m:val="["/>
-            <m:sepChr m:val=""/>
-            <m:endChr m:val="]"/>
-            <m:grow/>
-          </m:dPr>
-          <m:e>
-            <m:r>
-              <m:t>5420</m:t>
-            </m:r>
-            <m:r>
-              <m:rPr>
-                <m:sty m:val="p"/>
-              </m:rPr>
-              <m:t>,</m:t>
-            </m:r>
-            <m:r>
-              <m:t>3</m:t>
-            </m:r>
-            <m:r>
-              <m:rPr>
-                <m:sty m:val="p"/>
-              </m:rPr>
-              <m:t>,</m:t>
-            </m:r>
-            <m:r>
-              <m:t>2.5</m:t>
-            </m:r>
-            <m:r>
-              <m:rPr>
-                <m:sty m:val="p"/>
-              </m:rPr>
-              <m:t>,</m:t>
-            </m:r>
-            <m:r>
-              <m:t>1302000</m:t>
-            </m:r>
-          </m:e>
-        </m:d>
+        <m:r>
+          <m:rPr>
+            <m:sty m:val="p"/>
+          </m:rPr>
+          <m:t>[</m:t>
+        </m:r>
+        <m:r>
+          <m:t>5420</m:t>
+        </m:r>
+        <m:r>
+          <m:rPr>
+            <m:sty m:val="p"/>
+          </m:rPr>
+          <m:t>,</m:t>
+        </m:r>
+        <m:r>
+          <m:t>3</m:t>
+        </m:r>
+        <m:r>
+          <m:rPr>
+            <m:sty m:val="p"/>
+          </m:rPr>
+          <m:t>,</m:t>
+        </m:r>
+        <m:r>
+          <m:t>2.5</m:t>
+        </m:r>
+        <m:r>
+          <m:rPr>
+            <m:sty m:val="p"/>
+          </m:rPr>
+          <m:t>,</m:t>
+        </m:r>
+        <m:r>
+          <m:t>1302000</m:t>
+        </m:r>
+        <m:r>
+          <m:rPr>
+            <m:sty m:val="p"/>
+          </m:rPr>
+          <m:t>]</m:t>
+        </m:r>
       </m:oMath>
     </w:p>
     <w:p>
@@ -1946,40 +1960,42 @@
         <m:r>
           <m:t>d</m:t>
         </m:r>
-        <m:d>
-          <m:dPr>
-            <m:begChr m:val="("/>
-            <m:sepChr m:val=""/>
-            <m:endChr m:val=")"/>
-            <m:grow/>
-          </m:dPr>
+        <m:r>
+          <m:rPr>
+            <m:sty m:val="p"/>
+          </m:rPr>
+          <m:t>(</m:t>
+        </m:r>
+        <m:sSub>
           <m:e>
-            <m:sSub>
-              <m:e>
-                <m:r>
-                  <m:t>x</m:t>
-                </m:r>
-              </m:e>
-              <m:sub>
-                <m:r>
-                  <m:t>1</m:t>
-                </m:r>
-              </m:sub>
-            </m:sSub>
-            <m:r>
-              <m:rPr>
-                <m:sty m:val="p"/>
-              </m:rPr>
-              <m:t>,</m:t>
-            </m:r>
             <m:r>
               <m:t>x</m:t>
             </m:r>
-            <m:r>
-              <m:t>t</m:t>
-            </m:r>
           </m:e>
-        </m:d>
+          <m:sub>
+            <m:r>
+              <m:t>1</m:t>
+            </m:r>
+          </m:sub>
+        </m:sSub>
+        <m:r>
+          <m:rPr>
+            <m:sty m:val="p"/>
+          </m:rPr>
+          <m:t>,</m:t>
+        </m:r>
+        <m:r>
+          <m:t>x</m:t>
+        </m:r>
+        <m:r>
+          <m:t>t</m:t>
+        </m:r>
+        <m:r>
+          <m:rPr>
+            <m:sty m:val="p"/>
+          </m:rPr>
+          <m:t>)</m:t>
+        </m:r>
         <m:r>
           <m:rPr>
             <m:sty m:val="p"/>
@@ -1990,6 +2006,9 @@
           <m:t>2828.43</m:t>
         </m:r>
       </m:oMath>
+      <w:r>
+        <w:t xml:space="preserve">​</w:t>
+      </w:r>
     </w:p>
     <w:p>
       <w:pPr>
@@ -2021,40 +2040,42 @@
         <m:r>
           <m:t>d</m:t>
         </m:r>
-        <m:d>
-          <m:dPr>
-            <m:begChr m:val="("/>
-            <m:sepChr m:val=""/>
-            <m:endChr m:val=")"/>
-            <m:grow/>
-          </m:dPr>
+        <m:r>
+          <m:rPr>
+            <m:sty m:val="p"/>
+          </m:rPr>
+          <m:t>(</m:t>
+        </m:r>
+        <m:sSub>
           <m:e>
-            <m:sSub>
-              <m:e>
-                <m:r>
-                  <m:t>x</m:t>
-                </m:r>
-              </m:e>
-              <m:sub>
-                <m:r>
-                  <m:t>2</m:t>
-                </m:r>
-              </m:sub>
-            </m:sSub>
-            <m:r>
-              <m:rPr>
-                <m:sty m:val="p"/>
-              </m:rPr>
-              <m:t>,</m:t>
-            </m:r>
             <m:r>
               <m:t>x</m:t>
             </m:r>
-            <m:r>
-              <m:t>t</m:t>
-            </m:r>
           </m:e>
-        </m:d>
+          <m:sub>
+            <m:r>
+              <m:t>2</m:t>
+            </m:r>
+          </m:sub>
+        </m:sSub>
+        <m:r>
+          <m:rPr>
+            <m:sty m:val="p"/>
+          </m:rPr>
+          <m:t>,</m:t>
+        </m:r>
+        <m:r>
+          <m:t>x</m:t>
+        </m:r>
+        <m:r>
+          <m:t>t</m:t>
+        </m:r>
+        <m:r>
+          <m:rPr>
+            <m:sty m:val="p"/>
+          </m:rPr>
+          <m:t>)</m:t>
+        </m:r>
         <m:r>
           <m:rPr>
             <m:sty m:val="p"/>
@@ -2065,6 +2086,9 @@
           <m:t>14805.92</m:t>
         </m:r>
       </m:oMath>
+      <w:r>
+        <w:t xml:space="preserve">​</w:t>
+      </w:r>
     </w:p>
     <w:p>
       <w:pPr>
@@ -2096,40 +2120,42 @@
         <m:r>
           <m:t>d</m:t>
         </m:r>
-        <m:d>
-          <m:dPr>
-            <m:begChr m:val="("/>
-            <m:sepChr m:val=""/>
-            <m:endChr m:val=")"/>
-            <m:grow/>
-          </m:dPr>
+        <m:r>
+          <m:rPr>
+            <m:sty m:val="p"/>
+          </m:rPr>
+          <m:t>(</m:t>
+        </m:r>
+        <m:sSub>
           <m:e>
-            <m:sSub>
-              <m:e>
-                <m:r>
-                  <m:t>x</m:t>
-                </m:r>
-              </m:e>
-              <m:sub>
-                <m:r>
-                  <m:t>3</m:t>
-                </m:r>
-              </m:sub>
-            </m:sSub>
-            <m:r>
-              <m:rPr>
-                <m:sty m:val="p"/>
-              </m:rPr>
-              <m:t>,</m:t>
-            </m:r>
             <m:r>
               <m:t>x</m:t>
             </m:r>
-            <m:r>
-              <m:t>t</m:t>
-            </m:r>
           </m:e>
-        </m:d>
+          <m:sub>
+            <m:r>
+              <m:t>3</m:t>
+            </m:r>
+          </m:sub>
+        </m:sSub>
+        <m:r>
+          <m:rPr>
+            <m:sty m:val="p"/>
+          </m:rPr>
+          <m:t>,</m:t>
+        </m:r>
+        <m:r>
+          <m:t>x</m:t>
+        </m:r>
+        <m:r>
+          <m:t>t</m:t>
+        </m:r>
+        <m:r>
+          <m:rPr>
+            <m:sty m:val="p"/>
+          </m:rPr>
+          <m:t>)</m:t>
+        </m:r>
         <m:r>
           <m:rPr>
             <m:sty m:val="p"/>
@@ -2140,6 +2166,9 @@
           <m:t>19209.38</m:t>
         </m:r>
       </m:oMath>
+      <w:r>
+        <w:t xml:space="preserve">​</w:t>
+      </w:r>
     </w:p>
     <w:p>
       <w:pPr>
@@ -2171,40 +2200,42 @@
         <m:r>
           <m:t>d</m:t>
         </m:r>
-        <m:d>
-          <m:dPr>
-            <m:begChr m:val="("/>
-            <m:sepChr m:val=""/>
-            <m:endChr m:val=")"/>
-            <m:grow/>
-          </m:dPr>
+        <m:r>
+          <m:rPr>
+            <m:sty m:val="p"/>
+          </m:rPr>
+          <m:t>(</m:t>
+        </m:r>
+        <m:sSub>
           <m:e>
-            <m:sSub>
-              <m:e>
-                <m:r>
-                  <m:t>x</m:t>
-                </m:r>
-              </m:e>
-              <m:sub>
-                <m:r>
-                  <m:t>4</m:t>
-                </m:r>
-              </m:sub>
-            </m:sSub>
-            <m:r>
-              <m:rPr>
-                <m:sty m:val="p"/>
-              </m:rPr>
-              <m:t>,</m:t>
-            </m:r>
             <m:r>
               <m:t>x</m:t>
             </m:r>
-            <m:r>
-              <m:t>t</m:t>
-            </m:r>
           </m:e>
-        </m:d>
+          <m:sub>
+            <m:r>
+              <m:t>4</m:t>
+            </m:r>
+          </m:sub>
+        </m:sSub>
+        <m:r>
+          <m:rPr>
+            <m:sty m:val="p"/>
+          </m:rPr>
+          <m:t>,</m:t>
+        </m:r>
+        <m:r>
+          <m:t>x</m:t>
+        </m:r>
+        <m:r>
+          <m:t>t</m:t>
+        </m:r>
+        <m:r>
+          <m:rPr>
+            <m:sty m:val="p"/>
+          </m:rPr>
+          <m:t>)</m:t>
+        </m:r>
         <m:r>
           <m:rPr>
             <m:sty m:val="p"/>
@@ -2215,6 +2246,9 @@
           <m:t>61405.03</m:t>
         </m:r>
       </m:oMath>
+      <w:r>
+        <w:t xml:space="preserve">​</w:t>
+      </w:r>
     </w:p>
     <w:p>
       <w:pPr>
@@ -2246,40 +2280,42 @@
         <m:r>
           <m:t>d</m:t>
         </m:r>
-        <m:d>
-          <m:dPr>
-            <m:begChr m:val="("/>
-            <m:sepChr m:val=""/>
-            <m:endChr m:val=")"/>
-            <m:grow/>
-          </m:dPr>
+        <m:r>
+          <m:rPr>
+            <m:sty m:val="p"/>
+          </m:rPr>
+          <m:t>(</m:t>
+        </m:r>
+        <m:sSub>
           <m:e>
-            <m:sSub>
-              <m:e>
-                <m:r>
-                  <m:t>x</m:t>
-                </m:r>
-              </m:e>
-              <m:sub>
-                <m:r>
-                  <m:t>5</m:t>
-                </m:r>
-              </m:sub>
-            </m:sSub>
-            <m:r>
-              <m:rPr>
-                <m:sty m:val="p"/>
-              </m:rPr>
-              <m:t>,</m:t>
-            </m:r>
             <m:r>
               <m:t>x</m:t>
             </m:r>
-            <m:r>
-              <m:t>t</m:t>
-            </m:r>
           </m:e>
-        </m:d>
+          <m:sub>
+            <m:r>
+              <m:t>5</m:t>
+            </m:r>
+          </m:sub>
+        </m:sSub>
+        <m:r>
+          <m:rPr>
+            <m:sty m:val="p"/>
+          </m:rPr>
+          <m:t>,</m:t>
+        </m:r>
+        <m:r>
+          <m:t>x</m:t>
+        </m:r>
+        <m:r>
+          <m:t>t</m:t>
+        </m:r>
+        <m:r>
+          <m:rPr>
+            <m:sty m:val="p"/>
+          </m:rPr>
+          <m:t>)</m:t>
+        </m:r>
         <m:r>
           <m:rPr>
             <m:sty m:val="p"/>
@@ -2290,6 +2326,9 @@
           <m:t>38602.95</m:t>
         </m:r>
       </m:oMath>
+      <w:r>
+        <w:t xml:space="preserve">​</w:t>
+      </w:r>
     </w:p>
     <w:p>
       <w:pPr>
@@ -2701,7 +2740,7 @@
         <w:t xml:space="preserve">.</w:t>
       </w:r>
     </w:p>
-    <w:bookmarkStart w:id="22" w:name="knn-classifier-using-python"/>
+    <w:bookmarkStart w:id="11" w:name="knn-classifier-using-python"/>
     <w:p>
       <w:pPr>
         <w:pStyle w:val="Heading4"/>
@@ -4636,9 +4675,9 @@
         <w:t xml:space="preserve">Note: We did not scale the data before applying the classifier. If we scaled, the result might have been different (?). In practice, we need to scale the data before applying KNN algorithm. Because computing a large number of distances with big numbers may get us wrong order and also time cosuming.</w:t>
       </w:r>
     </w:p>
-    <w:bookmarkEnd w:id="22"/>
-    <w:bookmarkEnd w:id="23"/>
-    <w:bookmarkStart w:id="26" w:name="k-nearest-neighbors-regression"/>
+    <w:bookmarkEnd w:id="11"/>
+    <w:bookmarkEnd w:id="12"/>
+    <w:bookmarkStart w:id="15" w:name="k-nearest-neighbors-regression"/>
     <w:p>
       <w:pPr>
         <w:pStyle w:val="Heading3"/>
@@ -4729,76 +4768,78 @@
           </m:rPr>
           <m:t>=</m:t>
         </m:r>
-        <m:d>
-          <m:dPr>
-            <m:begChr m:val="["/>
-            <m:sepChr m:val=""/>
-            <m:endChr m:val="]"/>
-            <m:grow/>
-          </m:dPr>
+        <m:r>
+          <m:rPr>
+            <m:sty m:val="p"/>
+          </m:rPr>
+          <m:t>[</m:t>
+        </m:r>
+        <m:sSub>
           <m:e>
-            <m:sSub>
-              <m:e>
-                <m:r>
-                  <m:t>x</m:t>
-                </m:r>
-              </m:e>
-              <m:sub>
-                <m:r>
-                  <m:t>1</m:t>
-                </m:r>
-              </m:sub>
-            </m:sSub>
-            <m:r>
-              <m:rPr>
-                <m:sty m:val="p"/>
-              </m:rPr>
-              <m:t>,</m:t>
-            </m:r>
-            <m:sSub>
-              <m:e>
-                <m:r>
-                  <m:t>x</m:t>
-                </m:r>
-              </m:e>
-              <m:sub>
-                <m:r>
-                  <m:t>2</m:t>
-                </m:r>
-              </m:sub>
-            </m:sSub>
-            <m:r>
-              <m:rPr>
-                <m:sty m:val="p"/>
-              </m:rPr>
-              <m:t>,</m:t>
-            </m:r>
-            <m:r>
-              <m:rPr>
-                <m:sty m:val="p"/>
-              </m:rPr>
-              <m:t>…</m:t>
-            </m:r>
-            <m:r>
-              <m:rPr>
-                <m:sty m:val="p"/>
-              </m:rPr>
-              <m:t>,</m:t>
-            </m:r>
-            <m:sSub>
-              <m:e>
-                <m:r>
-                  <m:t>x</m:t>
-                </m:r>
-              </m:e>
-              <m:sub>
-                <m:r>
-                  <m:t>n</m:t>
-                </m:r>
-              </m:sub>
-            </m:sSub>
+            <m:r>
+              <m:t>x</m:t>
+            </m:r>
           </m:e>
-        </m:d>
+          <m:sub>
+            <m:r>
+              <m:t>1</m:t>
+            </m:r>
+          </m:sub>
+        </m:sSub>
+        <m:r>
+          <m:rPr>
+            <m:sty m:val="p"/>
+          </m:rPr>
+          <m:t>,</m:t>
+        </m:r>
+        <m:sSub>
+          <m:e>
+            <m:r>
+              <m:t>x</m:t>
+            </m:r>
+          </m:e>
+          <m:sub>
+            <m:r>
+              <m:t>2</m:t>
+            </m:r>
+          </m:sub>
+        </m:sSub>
+        <m:r>
+          <m:rPr>
+            <m:sty m:val="p"/>
+          </m:rPr>
+          <m:t>,</m:t>
+        </m:r>
+        <m:r>
+          <m:rPr>
+            <m:sty m:val="p"/>
+          </m:rPr>
+          <m:t>…</m:t>
+        </m:r>
+        <m:r>
+          <m:rPr>
+            <m:sty m:val="p"/>
+          </m:rPr>
+          <m:t>,</m:t>
+        </m:r>
+        <m:sSub>
+          <m:e>
+            <m:r>
+              <m:t>x</m:t>
+            </m:r>
+          </m:e>
+          <m:sub>
+            <m:r>
+              <m:t>n</m:t>
+            </m:r>
+          </m:sub>
+        </m:sSub>
+        <m:r>
+          <m:rPr>
+            <m:sty m:val="p"/>
+          </m:rPr>
+          <m:t>]</m:t>
+        </m:r>
       </m:oMath>
       <w:r>
         <w:t xml:space="preserve"> </w:t>
@@ -4846,76 +4887,78 @@
           </m:rPr>
           <m:t>=</m:t>
         </m:r>
-        <m:d>
-          <m:dPr>
-            <m:begChr m:val="["/>
-            <m:sepChr m:val=""/>
-            <m:endChr m:val="]"/>
-            <m:grow/>
-          </m:dPr>
+        <m:r>
+          <m:rPr>
+            <m:sty m:val="p"/>
+          </m:rPr>
+          <m:t>[</m:t>
+        </m:r>
+        <m:sSub>
           <m:e>
-            <m:sSub>
-              <m:e>
-                <m:r>
-                  <m:t>y</m:t>
-                </m:r>
-              </m:e>
-              <m:sub>
-                <m:r>
-                  <m:t>1</m:t>
-                </m:r>
-              </m:sub>
-            </m:sSub>
-            <m:r>
-              <m:rPr>
-                <m:sty m:val="p"/>
-              </m:rPr>
-              <m:t>,</m:t>
-            </m:r>
-            <m:sSub>
-              <m:e>
-                <m:r>
-                  <m:t>y</m:t>
-                </m:r>
-              </m:e>
-              <m:sub>
-                <m:r>
-                  <m:t>2</m:t>
-                </m:r>
-              </m:sub>
-            </m:sSub>
-            <m:r>
-              <m:rPr>
-                <m:sty m:val="p"/>
-              </m:rPr>
-              <m:t>,</m:t>
-            </m:r>
-            <m:r>
-              <m:rPr>
-                <m:sty m:val="p"/>
-              </m:rPr>
-              <m:t>…</m:t>
-            </m:r>
-            <m:r>
-              <m:rPr>
-                <m:sty m:val="p"/>
-              </m:rPr>
-              <m:t>,</m:t>
-            </m:r>
-            <m:sSub>
-              <m:e>
-                <m:r>
-                  <m:t>y</m:t>
-                </m:r>
-              </m:e>
-              <m:sub>
-                <m:r>
-                  <m:t>n</m:t>
-                </m:r>
-              </m:sub>
-            </m:sSub>
+            <m:r>
+              <m:t>y</m:t>
+            </m:r>
           </m:e>
-        </m:d>
+          <m:sub>
+            <m:r>
+              <m:t>1</m:t>
+            </m:r>
+          </m:sub>
+        </m:sSub>
+        <m:r>
+          <m:rPr>
+            <m:sty m:val="p"/>
+          </m:rPr>
+          <m:t>,</m:t>
+        </m:r>
+        <m:sSub>
+          <m:e>
+            <m:r>
+              <m:t>y</m:t>
+            </m:r>
+          </m:e>
+          <m:sub>
+            <m:r>
+              <m:t>2</m:t>
+            </m:r>
+          </m:sub>
+        </m:sSub>
+        <m:r>
+          <m:rPr>
+            <m:sty m:val="p"/>
+          </m:rPr>
+          <m:t>,</m:t>
+        </m:r>
+        <m:r>
+          <m:rPr>
+            <m:sty m:val="p"/>
+          </m:rPr>
+          <m:t>…</m:t>
+        </m:r>
+        <m:r>
+          <m:rPr>
+            <m:sty m:val="p"/>
+          </m:rPr>
+          <m:t>,</m:t>
+        </m:r>
+        <m:sSub>
+          <m:e>
+            <m:r>
+              <m:t>y</m:t>
+            </m:r>
+          </m:e>
+          <m:sub>
+            <m:r>
+              <m:t>n</m:t>
+            </m:r>
+          </m:sub>
+        </m:sSub>
+        <m:r>
+          <m:rPr>
+            <m:sty m:val="p"/>
+          </m:rPr>
+          <m:t>]</m:t>
+        </m:r>
       </m:oMath>
       <w:r>
         <w:t xml:space="preserve"> </w:t>
@@ -5256,7 +5299,7 @@
         </m:oMath>
       </m:oMathPara>
     </w:p>
-    <w:bookmarkStart w:id="25" w:name="knn-regressor-using-python"/>
+    <w:bookmarkStart w:id="14" w:name="knn-regressor-using-python"/>
     <w:p>
       <w:pPr>
         <w:pStyle w:val="Heading4"/>
@@ -5491,7 +5534,7 @@
         <w:t xml:space="preserve">After scaling the data looks like this</w:t>
       </w:r>
     </w:p>
-    <w:bookmarkStart w:id="24" w:name="tb1-panel"/>
+    <w:bookmarkStart w:id="13" w:name="tb1-panel"/>
     <w:tbl>
       <w:tblPr>
         <w:tblStyle w:val="Table"/>
@@ -6112,7 +6155,7 @@
         </w:tc>
       </w:tr>
     </w:tbl>
-    <w:bookmarkEnd w:id="24"/>
+    <w:bookmarkEnd w:id="13"/>
     <w:p>
       <w:pPr>
         <w:pStyle w:val="BodyText"/>
@@ -6493,46 +6536,48 @@
           </m:rPr>
           <m:t>=</m:t>
         </m:r>
-        <m:d>
-          <m:dPr>
-            <m:begChr m:val="["/>
-            <m:sepChr m:val=""/>
-            <m:endChr m:val="]"/>
-            <m:grow/>
-          </m:dPr>
-          <m:e>
-            <m:r>
-              <m:t>5420</m:t>
-            </m:r>
-            <m:r>
-              <m:rPr>
-                <m:sty m:val="p"/>
-              </m:rPr>
-              <m:t>,</m:t>
-            </m:r>
-            <m:r>
-              <m:t>3</m:t>
-            </m:r>
-            <m:r>
-              <m:rPr>
-                <m:sty m:val="p"/>
-              </m:rPr>
-              <m:t>,</m:t>
-            </m:r>
-            <m:r>
-              <m:t>2.5</m:t>
-            </m:r>
-            <m:r>
-              <m:rPr>
-                <m:sty m:val="p"/>
-              </m:rPr>
-              <m:t>,</m:t>
-            </m:r>
-            <m:r>
-              <m:t>1</m:t>
-            </m:r>
-          </m:e>
-        </m:d>
+        <m:r>
+          <m:rPr>
+            <m:sty m:val="p"/>
+          </m:rPr>
+          <m:t>[</m:t>
+        </m:r>
+        <m:r>
+          <m:t>5420</m:t>
+        </m:r>
+        <m:r>
+          <m:rPr>
+            <m:sty m:val="p"/>
+          </m:rPr>
+          <m:t>,</m:t>
+        </m:r>
+        <m:r>
+          <m:t>3</m:t>
+        </m:r>
+        <m:r>
+          <m:rPr>
+            <m:sty m:val="p"/>
+          </m:rPr>
+          <m:t>,</m:t>
+        </m:r>
+        <m:r>
+          <m:t>2.5</m:t>
+        </m:r>
+        <m:r>
+          <m:rPr>
+            <m:sty m:val="p"/>
+          </m:rPr>
+          <m:t>,</m:t>
+        </m:r>
+        <m:r>
+          <m:t>1</m:t>
+        </m:r>
+        <m:r>
+          <m:rPr>
+            <m:sty m:val="p"/>
+          </m:rPr>
+          <m:t>]</m:t>
+        </m:r>
       </m:oMath>
       <w:r>
         <w:t xml:space="preserve"> </w:t>
@@ -7769,9 +7814,9 @@
         </w:pict>
       </w:r>
     </w:p>
-    <w:bookmarkEnd w:id="25"/>
-    <w:bookmarkEnd w:id="26"/>
-    <w:bookmarkStart w:id="27" w:name="choosing-the-value-of-k"/>
+    <w:bookmarkEnd w:id="14"/>
+    <w:bookmarkEnd w:id="15"/>
+    <w:bookmarkStart w:id="16" w:name="choosing-the-value-of-k"/>
     <w:p>
       <w:pPr>
         <w:pStyle w:val="Heading3"/>
@@ -7918,8 +7963,8 @@
         </w:pict>
       </w:r>
     </w:p>
-    <w:bookmarkEnd w:id="27"/>
-    <w:bookmarkStart w:id="28" w:name="distance-metrics"/>
+    <w:bookmarkEnd w:id="16"/>
+    <w:bookmarkStart w:id="17" w:name="distance-metrics"/>
     <w:p>
       <w:pPr>
         <w:pStyle w:val="Heading3"/>
@@ -8014,46 +8059,48 @@
           <m:r>
             <m:t>d</m:t>
           </m:r>
-          <m:d>
-            <m:dPr>
-              <m:begChr m:val="("/>
-              <m:sepChr m:val=""/>
-              <m:endChr m:val=")"/>
-              <m:grow/>
-            </m:dPr>
+          <m:r>
+            <m:rPr>
+              <m:sty m:val="p"/>
+            </m:rPr>
+            <m:t>(</m:t>
+          </m:r>
+          <m:sSub>
             <m:e>
-              <m:sSub>
-                <m:e>
-                  <m:r>
-                    <m:t>x</m:t>
-                  </m:r>
-                </m:e>
-                <m:sub>
-                  <m:r>
-                    <m:t>i</m:t>
-                  </m:r>
-                </m:sub>
-              </m:sSub>
               <m:r>
-                <m:rPr>
-                  <m:sty m:val="p"/>
-                </m:rPr>
-                <m:t>,</m:t>
+                <m:t>x</m:t>
               </m:r>
-              <m:sSub>
-                <m:e>
-                  <m:r>
-                    <m:t>x</m:t>
-                  </m:r>
-                </m:e>
-                <m:sub>
-                  <m:r>
-                    <m:t>j</m:t>
-                  </m:r>
-                </m:sub>
-              </m:sSub>
             </m:e>
-          </m:d>
+            <m:sub>
+              <m:r>
+                <m:t>i</m:t>
+              </m:r>
+            </m:sub>
+          </m:sSub>
+          <m:r>
+            <m:rPr>
+              <m:sty m:val="p"/>
+            </m:rPr>
+            <m:t>,</m:t>
+          </m:r>
+          <m:sSub>
+            <m:e>
+              <m:r>
+                <m:t>x</m:t>
+              </m:r>
+            </m:e>
+            <m:sub>
+              <m:r>
+                <m:t>j</m:t>
+              </m:r>
+            </m:sub>
+          </m:sSub>
+          <m:r>
+            <m:rPr>
+              <m:sty m:val="p"/>
+            </m:rPr>
+            <m:t>)</m:t>
+          </m:r>
           <m:r>
             <m:rPr>
               <m:sty m:val="p"/>
@@ -8093,121 +8140,14 @@
                   </m:r>
                 </m:sup>
                 <m:e>
-                  <m:sSup>
-                    <m:e>
-                      <m:d>
-                        <m:dPr>
-                          <m:begChr m:val="("/>
-                          <m:sepChr m:val=""/>
-                          <m:endChr m:val=")"/>
-                          <m:grow/>
-                        </m:dPr>
-                        <m:e>
-                          <m:sSub>
-                            <m:e>
-                              <m:r>
-                                <m:t>x</m:t>
-                              </m:r>
-                            </m:e>
-                            <m:sub>
-                              <m:r>
-                                <m:t>i</m:t>
-                              </m:r>
-                              <m:r>
-                                <m:rPr>
-                                  <m:sty m:val="p"/>
-                                </m:rPr>
-                                <m:t>,</m:t>
-                              </m:r>
-                              <m:r>
-                                <m:t>k</m:t>
-                              </m:r>
-                            </m:sub>
-                          </m:sSub>
-                          <m:r>
-                            <m:rPr>
-                              <m:sty m:val="p"/>
-                            </m:rPr>
-                            <m:t>−</m:t>
-                          </m:r>
-                          <m:sSub>
-                            <m:e>
-                              <m:r>
-                                <m:t>x</m:t>
-                              </m:r>
-                            </m:e>
-                            <m:sub>
-                              <m:r>
-                                <m:t>j</m:t>
-                              </m:r>
-                              <m:r>
-                                <m:rPr>
-                                  <m:sty m:val="p"/>
-                                </m:rPr>
-                                <m:t>,</m:t>
-                              </m:r>
-                              <m:r>
-                                <m:t>k</m:t>
-                              </m:r>
-                            </m:sub>
-                          </m:sSub>
-                        </m:e>
-                      </m:d>
-                    </m:e>
-                    <m:sup>
-                      <m:r>
-                        <m:t>2</m:t>
-                      </m:r>
-                    </m:sup>
-                  </m:sSup>
+                  <m:r>
+                    <m:rPr>
+                      <m:sty m:val="p"/>
+                    </m:rPr>
+                    <m:t>(</m:t>
+                  </m:r>
                 </m:e>
               </m:nary>
-            </m:e>
-          </m:rad>
-        </m:oMath>
-      </m:oMathPara>
-    </w:p>
-    <w:p>
-      <w:pPr>
-        <w:numPr>
-          <w:ilvl w:val="0"/>
-          <w:numId w:val="1007"/>
-        </w:numPr>
-      </w:pPr>
-      <w:r>
-        <w:rPr>
-          <w:b/>
-          <w:bCs/>
-        </w:rPr>
-        <w:t xml:space="preserve">Manhattan Distance</w:t>
-      </w:r>
-      <w:r>
-        <w:t xml:space="preserve"> </w:t>
-      </w:r>
-      <w:r>
-        <w:t xml:space="preserve">(L1 Norm):</w:t>
-      </w:r>
-    </w:p>
-    <w:p>
-      <w:pPr>
-        <w:pStyle w:val="BodyText"/>
-      </w:pPr>
-      <m:oMathPara>
-        <m:oMathParaPr>
-          <m:jc m:val="center"/>
-        </m:oMathParaPr>
-        <m:oMath>
-          <m:r>
-            <m:t>d</m:t>
-          </m:r>
-          <m:d>
-            <m:dPr>
-              <m:begChr m:val="("/>
-              <m:sepChr m:val=""/>
-              <m:endChr m:val=")"/>
-              <m:grow/>
-            </m:dPr>
-            <m:e>
               <m:sSub>
                 <m:e>
                   <m:r>
@@ -8218,13 +8158,22 @@
                   <m:r>
                     <m:t>i</m:t>
                   </m:r>
+                  <m:r>
+                    <m:rPr>
+                      <m:sty m:val="p"/>
+                    </m:rPr>
+                    <m:t>,</m:t>
+                  </m:r>
+                  <m:r>
+                    <m:t>k</m:t>
+                  </m:r>
                 </m:sub>
               </m:sSub>
               <m:r>
                 <m:rPr>
                   <m:sty m:val="p"/>
                 </m:rPr>
-                <m:t>,</m:t>
+                <m:t>−</m:t>
               </m:r>
               <m:sSub>
                 <m:e>
@@ -8236,10 +8185,112 @@
                   <m:r>
                     <m:t>j</m:t>
                   </m:r>
+                  <m:r>
+                    <m:rPr>
+                      <m:sty m:val="p"/>
+                    </m:rPr>
+                    <m:t>,</m:t>
+                  </m:r>
+                  <m:r>
+                    <m:t>k</m:t>
+                  </m:r>
                 </m:sub>
               </m:sSub>
+              <m:sSup>
+                <m:e>
+                  <m:r>
+                    <m:rPr>
+                      <m:sty m:val="p"/>
+                    </m:rPr>
+                    <m:t>)</m:t>
+                  </m:r>
+                </m:e>
+                <m:sup>
+                  <m:r>
+                    <m:t>2</m:t>
+                  </m:r>
+                </m:sup>
+              </m:sSup>
             </m:e>
-          </m:d>
+          </m:rad>
+        </m:oMath>
+      </m:oMathPara>
+    </w:p>
+    <w:p>
+      <w:pPr>
+        <w:numPr>
+          <w:ilvl w:val="0"/>
+          <w:numId w:val="1007"/>
+        </w:numPr>
+      </w:pPr>
+      <w:r>
+        <w:rPr>
+          <w:b/>
+          <w:bCs/>
+        </w:rPr>
+        <w:t xml:space="preserve">Manhattan Distance</w:t>
+      </w:r>
+      <w:r>
+        <w:t xml:space="preserve"> </w:t>
+      </w:r>
+      <w:r>
+        <w:t xml:space="preserve">(L1 Norm):</w:t>
+      </w:r>
+    </w:p>
+    <w:p>
+      <w:pPr>
+        <w:pStyle w:val="BodyText"/>
+      </w:pPr>
+      <m:oMathPara>
+        <m:oMathParaPr>
+          <m:jc m:val="center"/>
+        </m:oMathParaPr>
+        <m:oMath>
+          <m:r>
+            <m:t>d</m:t>
+          </m:r>
+          <m:r>
+            <m:rPr>
+              <m:sty m:val="p"/>
+            </m:rPr>
+            <m:t>(</m:t>
+          </m:r>
+          <m:sSub>
+            <m:e>
+              <m:r>
+                <m:t>x</m:t>
+              </m:r>
+            </m:e>
+            <m:sub>
+              <m:r>
+                <m:t>i</m:t>
+              </m:r>
+            </m:sub>
+          </m:sSub>
+          <m:r>
+            <m:rPr>
+              <m:sty m:val="p"/>
+            </m:rPr>
+            <m:t>,</m:t>
+          </m:r>
+          <m:sSub>
+            <m:e>
+              <m:r>
+                <m:t>x</m:t>
+              </m:r>
+            </m:e>
+            <m:sub>
+              <m:r>
+                <m:t>j</m:t>
+              </m:r>
+            </m:sub>
+          </m:sSub>
+          <m:r>
+            <m:rPr>
+              <m:sty m:val="p"/>
+            </m:rPr>
+            <m:t>)</m:t>
+          </m:r>
           <m:r>
             <m:rPr>
               <m:sty m:val="p"/>
@@ -8273,71 +8324,73 @@
               </m:r>
             </m:sup>
             <m:e>
-              <m:d>
-                <m:dPr>
-                  <m:begChr m:val="|"/>
-                  <m:sepChr m:val=""/>
-                  <m:endChr m:val="|"/>
-                  <m:grow/>
-                </m:dPr>
-                <m:e>
-                  <m:sSub>
-                    <m:e>
-                      <m:r>
-                        <m:t>x</m:t>
-                      </m:r>
-                    </m:e>
-                    <m:sub>
-                      <m:r>
-                        <m:t>i</m:t>
-                      </m:r>
-                      <m:r>
-                        <m:rPr>
-                          <m:sty m:val="p"/>
-                        </m:rPr>
-                        <m:t>,</m:t>
-                      </m:r>
-                      <m:r>
-                        <m:t>k</m:t>
-                      </m:r>
-                    </m:sub>
-                  </m:sSub>
-                  <m:r>
-                    <m:rPr>
-                      <m:sty m:val="p"/>
-                    </m:rPr>
-                    <m:t>−</m:t>
-                  </m:r>
-                  <m:sSub>
-                    <m:e>
-                      <m:r>
-                        <m:t>x</m:t>
-                      </m:r>
-                    </m:e>
-                    <m:sub>
-                      <m:r>
-                        <m:t>j</m:t>
-                      </m:r>
-                      <m:r>
-                        <m:rPr>
-                          <m:sty m:val="p"/>
-                        </m:rPr>
-                        <m:t>,</m:t>
-                      </m:r>
-                      <m:r>
-                        <m:t>k</m:t>
-                      </m:r>
-                    </m:sub>
-                  </m:sSub>
-                </m:e>
-              </m:d>
+              <m:r>
+                <m:rPr>
+                  <m:sty m:val="p"/>
+                </m:rPr>
+                <m:t>|</m:t>
+              </m:r>
             </m:e>
           </m:nary>
+          <m:sSub>
+            <m:e>
+              <m:r>
+                <m:t>x</m:t>
+              </m:r>
+            </m:e>
+            <m:sub>
+              <m:r>
+                <m:t>i</m:t>
+              </m:r>
+              <m:r>
+                <m:rPr>
+                  <m:sty m:val="p"/>
+                </m:rPr>
+                <m:t>,</m:t>
+              </m:r>
+              <m:r>
+                <m:t>k</m:t>
+              </m:r>
+            </m:sub>
+          </m:sSub>
+          <m:r>
+            <m:rPr>
+              <m:sty m:val="p"/>
+            </m:rPr>
+            <m:t>−</m:t>
+          </m:r>
+          <m:sSub>
+            <m:e>
+              <m:r>
+                <m:t>x</m:t>
+              </m:r>
+            </m:e>
+            <m:sub>
+              <m:r>
+                <m:t>j</m:t>
+              </m:r>
+              <m:r>
+                <m:rPr>
+                  <m:sty m:val="p"/>
+                </m:rPr>
+                <m:t>,</m:t>
+              </m:r>
+              <m:r>
+                <m:t>k</m:t>
+              </m:r>
+            </m:sub>
+          </m:sSub>
+          <m:r>
+            <m:rPr>
+              <m:sty m:val="p"/>
+            </m:rPr>
+            <m:t>|</m:t>
+          </m:r>
         </m:oMath>
       </m:oMathPara>
     </w:p>
-    <w:bookmarkEnd w:id="28"/>
-    <w:bookmarkStart w:id="35" w:name="knn-implementation"/>
+    <w:bookmarkEnd w:id="17"/>
+    <w:bookmarkStart w:id="24" w:name="knn-implementation"/>
     <w:p>
       <w:pPr>
         <w:pStyle w:val="Heading3"/>
@@ -10863,18 +10916,18 @@
           <wp:inline>
             <wp:extent cx="4162425" cy="3209925"/>
             <wp:effectExtent b="0" l="0" r="0" t="0"/>
-            <wp:docPr descr="" title="" id="30" name="Picture"/>
+            <wp:docPr descr="" title="" id="19" name="Picture"/>
             <a:graphic>
               <a:graphicData uri="http://schemas.openxmlformats.org/drawingml/2006/picture">
                 <pic:pic>
                   <pic:nvPicPr>
-                    <pic:cNvPr descr="index_files/figure-docx/cell-6-output-1.png" id="31" name="Picture"/>
+                    <pic:cNvPr descr="index_files/figure-docx/cell-6-output-1.png" id="20" name="Picture"/>
                     <pic:cNvPicPr>
                       <a:picLocks noChangeArrowheads="1" noChangeAspect="1"/>
                     </pic:cNvPicPr>
                   </pic:nvPicPr>
                   <pic:blipFill>
-                    <a:blip r:embed="rId29"/>
+                    <a:blip r:embed="rId18"/>
                     <a:stretch>
                       <a:fillRect/>
                     </a:stretch>
@@ -12041,18 +12094,18 @@
           <wp:inline>
             <wp:extent cx="4162425" cy="3209925"/>
             <wp:effectExtent b="0" l="0" r="0" t="0"/>
-            <wp:docPr descr="" title="" id="33" name="Picture"/>
+            <wp:docPr descr="" title="" id="22" name="Picture"/>
             <a:graphic>
               <a:graphicData uri="http://schemas.openxmlformats.org/drawingml/2006/picture">
                 <pic:pic>
                   <pic:nvPicPr>
-                    <pic:cNvPr descr="index_files/figure-docx/cell-7-output-1.png" id="34" name="Picture"/>
+                    <pic:cNvPr descr="index_files/figure-docx/cell-7-output-1.png" id="23" name="Picture"/>
                     <pic:cNvPicPr>
                       <a:picLocks noChangeArrowheads="1" noChangeAspect="1"/>
                     </pic:cNvPicPr>
                   </pic:nvPicPr>
                   <pic:blipFill>
-                    <a:blip r:embed="rId32"/>
+                    <a:blip r:embed="rId21"/>
                     <a:stretch>
                       <a:fillRect/>
                     </a:stretch>
@@ -12375,8 +12428,8 @@
         <w:t xml:space="preserve">MSE = 41.26  and R-square = 0.23</w:t>
       </w:r>
     </w:p>
-    <w:bookmarkEnd w:id="35"/>
-    <w:bookmarkStart w:id="36" w:name="conclusion"/>
+    <w:bookmarkEnd w:id="24"/>
+    <w:bookmarkStart w:id="25" w:name="conclusion"/>
     <w:p>
       <w:pPr>
         <w:pStyle w:val="Heading3"/>
@@ -12433,8 +12486,8 @@
         <w:t xml:space="preserve">If you need an efficient version, it’s always possible to use optimized libraries like scikit-learn, but writing the algorithm from scratch helps build a solid understanding.</w:t>
       </w:r>
     </w:p>
-    <w:bookmarkEnd w:id="36"/>
-    <w:bookmarkStart w:id="37" w:name="when-to-use-knn-over-linear-regression"/>
+    <w:bookmarkEnd w:id="25"/>
+    <w:bookmarkStart w:id="26" w:name="when-to-use-knn-over-linear-regression"/>
     <w:p>
       <w:pPr>
         <w:pStyle w:val="Heading3"/>
@@ -12551,9 +12604,9 @@
         </w:pict>
       </w:r>
     </w:p>
-    <w:bookmarkEnd w:id="37"/>
-    <w:bookmarkEnd w:id="38"/>
-    <w:bookmarkStart w:id="40" w:name="references"/>
+    <w:bookmarkEnd w:id="26"/>
+    <w:bookmarkEnd w:id="27"/>
+    <w:bookmarkStart w:id="29" w:name="references"/>
     <w:p>
       <w:pPr>
         <w:pStyle w:val="Heading2"/>
@@ -13126,8 +13179,8 @@
         <w:t xml:space="preserve"> </w:t>
       </w:r>
     </w:p>
-    <w:bookmarkStart w:id="39" w:name="fb-root"/>
-    <w:bookmarkEnd w:id="39"/>
+    <w:bookmarkStart w:id="28" w:name="fb-root"/>
+    <w:bookmarkEnd w:id="28"/>
     <w:p>
       <w:pPr>
         <w:pStyle w:val="BodyText"/>
@@ -13140,7 +13193,7 @@
         <w:t xml:space="preserve">You may also like</w:t>
       </w:r>
     </w:p>
-    <w:bookmarkEnd w:id="40"/>
+    <w:bookmarkEnd w:id="29"/>
     <w:sectPr>
       <w:footnotePr>
         <w:numRestart w:val="eachSect"/>
@@ -13525,10 +13578,10 @@
   <w:docDefaults>
     <w:rPrDefault>
       <w:rPr>
-        <w:rFonts w:asciiTheme="minorHAnsi" w:cstheme="minorBidi" w:eastAsiaTheme="minorHAnsi" w:hAnsiTheme="minorHAnsi"/>
+        <w:rFonts w:asciiTheme="minorHAnsi" w:cstheme="minorBidi" w:eastAsiaTheme="minorEastAsia" w:hAnsiTheme="minorHAnsi"/>
         <w:sz w:val="24"/>
         <w:szCs w:val="24"/>
-        <w:lang w:bidi="ar-SA" w:eastAsia="en-US" w:val="en-US"/>
+        <w:lang w:bidi="ar-SA" w:eastAsia="zh-CN" w:val="en-US"/>
       </w:rPr>
     </w:rPrDefault>
     <w:pPrDefault>
@@ -14069,13 +14122,6 @@
       </w:tblCellMar>
     </w:tblPr>
     <w:tblStylePr w:type="firstRow">
-      <w:tblPr>
-        <w:jc w:val="left"/>
-        <w:tblInd w:type="dxa" w:w="0"/>
-      </w:tblPr>
-      <w:trPr>
-        <w:jc w:val="left"/>
-      </w:trPr>
       <w:tcPr>
         <w:tcBorders>
           <w:bottom w:val="single"/>

--- a/posts/knn/index.docx
+++ b/posts/knn/index.docx
@@ -12606,7 +12606,7 @@
     </w:p>
     <w:bookmarkEnd w:id="26"/>
     <w:bookmarkEnd w:id="27"/>
-    <w:bookmarkStart w:id="29" w:name="references"/>
+    <w:bookmarkStart w:id="28" w:name="references"/>
     <w:p>
       <w:pPr>
         <w:pStyle w:val="Heading2"/>
@@ -13137,63 +13137,10 @@
           <w:b/>
           <w:bCs/>
         </w:rPr>
-        <w:t xml:space="preserve">Share on</w:t>
+        <w:t xml:space="preserve">You may also like</w:t>
       </w:r>
     </w:p>
-    <w:p>
-      <w:pPr>
-        <w:pStyle w:val="BodyText"/>
-      </w:pPr>
-    </w:p>
-    <w:p>
-      <w:pPr>
-        <w:pStyle w:val="BodyText"/>
-      </w:pPr>
-      <w:r>
-        <w:t xml:space="preserve"> </w:t>
-      </w:r>
-    </w:p>
-    <w:p>
-      <w:pPr>
-        <w:pStyle w:val="BodyText"/>
-      </w:pPr>
-    </w:p>
-    <w:p>
-      <w:pPr>
-        <w:pStyle w:val="BodyText"/>
-      </w:pPr>
-      <w:r>
-        <w:t xml:space="preserve"> </w:t>
-      </w:r>
-    </w:p>
-    <w:p>
-      <w:pPr>
-        <w:pStyle w:val="BodyText"/>
-      </w:pPr>
-    </w:p>
-    <w:p>
-      <w:pPr>
-        <w:pStyle w:val="BodyText"/>
-      </w:pPr>
-      <w:r>
-        <w:t xml:space="preserve"> </w:t>
-      </w:r>
-    </w:p>
-    <w:bookmarkStart w:id="28" w:name="fb-root"/>
     <w:bookmarkEnd w:id="28"/>
-    <w:p>
-      <w:pPr>
-        <w:pStyle w:val="BodyText"/>
-      </w:pPr>
-      <w:r>
-        <w:rPr>
-          <w:b/>
-          <w:bCs/>
-        </w:rPr>
-        <w:t xml:space="preserve">You may also like</w:t>
-      </w:r>
-    </w:p>
-    <w:bookmarkEnd w:id="29"/>
     <w:sectPr>
       <w:footnotePr>
         <w:numRestart w:val="eachSect"/>
